--- a/deliverables/video-2-slides/hit-final/Video_2_HIT_FINAL/SHORTS/Video_2_Short_3_Delete_The_Company_Words.docx
+++ b/deliverables/video-2-slides/hit-final/Video_2_HIT_FINAL/SHORTS/Video_2_Short_3_Delete_The_Company_Words.docx
@@ -14,7 +14,7 @@
           <w:color w:val="8A6D1E"/>
           <w:sz w:val="20"/>
         </w:rPr>
-        <w:t>VIDEO 2 SHORT  ·  v5.1</w:t>
+        <w:t>VIDEO 2 SHORT  ·  v5.1.1</w:t>
       </w:r>
     </w:p>
     <w:p>
@@ -119,7 +119,7 @@
           <w:color w:val="1A1A1A"/>
           <w:sz w:val="27"/>
         </w:rPr>
-        <w:t>The company name. The programme name. The internal system. The acronym. Your team's private shorthand.</w:t>
+        <w:t>The company name. The program name. The internal system. The acronym. Your team's private shorthand.</w:t>
       </w:r>
     </w:p>
     <w:p>
